--- a/docs/formatted_documents/docx/MODEL_CATALOG.docx
+++ b/docs/formatted_documents/docx/MODEL_CATALOG.docx
@@ -533,7 +533,7 @@
           </w:tcPr>
           <w:p>
             <w:r>
-              <w:t>CNN encoder</w:t>
+              <w:t>Archived CNN encoder</w:t>
             </w:r>
           </w:p>
         </w:tc>
@@ -543,7 +543,7 @@
           </w:tcPr>
           <w:p>
             <w:r>
-              <w:t>Convert handwriting images into feature vectors</w:t>
+              <w:t>Convert archived handwriting images into feature vectors</w:t>
             </w:r>
           </w:p>
         </w:tc>
@@ -573,7 +573,7 @@
           </w:tcPr>
           <w:p>
             <w:r>
-              <w:t>Handwriting image tensor</w:t>
+              <w:t>Archived handwriting image tensor</w:t>
             </w:r>
           </w:p>
         </w:tc>
@@ -843,7 +843,7 @@
           </w:tcPr>
           <w:p>
             <w:r>
-              <w:t>Vision transformer</w:t>
+              <w:t>Archived vision transformer</w:t>
             </w:r>
           </w:p>
         </w:tc>
@@ -853,7 +853,7 @@
           </w:tcPr>
           <w:p>
             <w:r>
-              <w:t>Learn handwriting from image patches</w:t>
+              <w:t>Learn archived handwriting from image patches</w:t>
             </w:r>
           </w:p>
         </w:tc>
@@ -977,7 +977,7 @@
           </w:tcPr>
           <w:p>
             <w:r>
-              <w:t>Fuse handwriting, audio, text, behavior, and errors</w:t>
+              <w:t>Fuse audio, text, behavior, and errors, plus any archived visual branch</w:t>
             </w:r>
           </w:p>
         </w:tc>
@@ -1091,7 +1091,7 @@
           </w:tcPr>
           <w:p>
             <w:r>
-              <w:t>Legacy baseline classifier</w:t>
+              <w:t>Archived baseline classifier</w:t>
             </w:r>
           </w:p>
         </w:tc>
@@ -1153,7 +1153,7 @@
           </w:tcPr>
           <w:p>
             <w:r>
-              <w:t>Legacy baseline classifier</w:t>
+              <w:t>Archived baseline classifier</w:t>
             </w:r>
           </w:p>
         </w:tc>
@@ -1215,7 +1215,7 @@
           </w:tcPr>
           <w:p>
             <w:r>
-              <w:t>Legacy baseline multimodal</w:t>
+              <w:t>Archived baseline multimodal</w:t>
             </w:r>
           </w:p>
         </w:tc>
@@ -1411,7 +1411,7 @@
           </w:tcPr>
           <w:p>
             <w:r>
-              <w:t>Vision-transformer handwriting branch</w:t>
+              <w:t>Vision-transformer visual branch</w:t>
             </w:r>
           </w:p>
         </w:tc>
@@ -2088,6 +2088,12 @@
     <w:p/>
     <w:p>
       <w:r>
+        <w:t>Archived reference only.</w:t>
+      </w:r>
+    </w:p>
+    <w:p/>
+    <w:p>
+      <w:r>
         <w:t>Found in:</w:t>
       </w:r>
     </w:p>
@@ -2114,7 +2120,7 @@
         <w:ind w:left="0"/>
       </w:pPr>
       <w:r>
-        <w:t>takes grayscale handwriting images</w:t>
+        <w:t>takes grayscale archived handwriting images</w:t>
       </w:r>
     </w:p>
     <w:p>
@@ -2148,7 +2154,7 @@
         <w:ind w:left="0"/>
       </w:pPr>
       <w:r>
-        <w:t>learn stroke and shape patterns from handwriting</w:t>
+        <w:t>learn stroke and shape patterns from archived handwriting</w:t>
       </w:r>
     </w:p>
     <w:p>
@@ -2232,7 +2238,7 @@
         <w:ind w:left="0"/>
       </w:pPr>
       <w:r>
-        <w:t>fixed-size handwriting image</w:t>
+        <w:t>fixed-size archived handwriting image</w:t>
       </w:r>
     </w:p>
     <w:p>
@@ -2811,6 +2817,12 @@
     <w:p/>
     <w:p>
       <w:r>
+        <w:t>Archived reference only.</w:t>
+      </w:r>
+    </w:p>
+    <w:p/>
+    <w:p>
+      <w:r>
         <w:t>Found in:</w:t>
       </w:r>
     </w:p>
@@ -2837,7 +2849,7 @@
         <w:ind w:left="0"/>
       </w:pPr>
       <w:r>
-        <w:t>splits handwriting images into patches</w:t>
+        <w:t>splits archived handwriting images into patches</w:t>
       </w:r>
     </w:p>
     <w:p>
@@ -2862,7 +2874,7 @@
         <w:ind w:left="0"/>
       </w:pPr>
       <w:r>
-        <w:t>learn handwriting layout and patch-level relationships</w:t>
+        <w:t>learn archived handwriting layout and patch-level relationships</w:t>
       </w:r>
     </w:p>
     <w:p/>
@@ -2903,7 +2915,7 @@
         <w:ind w:left="0"/>
       </w:pPr>
       <w:r>
-        <w:t>more compute-intensive than CNN handwriting encoding</w:t>
+        <w:t>more compute-intensive than CNN archived handwriting encoding</w:t>
       </w:r>
     </w:p>
     <w:p>
@@ -3453,6 +3465,12 @@
     <w:p/>
     <w:p>
       <w:r>
+        <w:t>Archived baseline only.</w:t>
+      </w:r>
+    </w:p>
+    <w:p/>
+    <w:p>
+      <w:r>
         <w:t>Found in:</w:t>
       </w:r>
     </w:p>
@@ -3479,7 +3497,7 @@
         <w:ind w:left="0"/>
       </w:pPr>
       <w:r>
-        <w:t>combines handwriting and audio with error counts</w:t>
+        <w:t>combines archived handwriting and audio with error counts</w:t>
       </w:r>
     </w:p>
     <w:p/>
@@ -3594,6 +3612,12 @@
     <w:p/>
     <w:p>
       <w:r>
+        <w:t>Archived baseline only.</w:t>
+      </w:r>
+    </w:p>
+    <w:p/>
+    <w:p>
+      <w:r>
         <w:t>Found in:</w:t>
       </w:r>
     </w:p>
@@ -3677,7 +3701,7 @@
         <w:ind w:left="0"/>
       </w:pPr>
       <w:r>
-        <w:t>ignores handwriting and audio</w:t>
+        <w:t>ignores archived handwriting and audio</w:t>
       </w:r>
     </w:p>
     <w:p/>
@@ -3726,6 +3750,12 @@
     <w:p/>
     <w:p>
       <w:r>
+        <w:t>Archived baseline only.</w:t>
+      </w:r>
+    </w:p>
+    <w:p/>
+    <w:p>
+      <w:r>
         <w:t>Found in:</w:t>
       </w:r>
     </w:p>
@@ -3752,7 +3782,7 @@
         <w:ind w:left="0"/>
       </w:pPr>
       <w:r>
-        <w:t>joins handwriting, audio, text, behavior, and error features</w:t>
+        <w:t>joins archived handwriting, audio, text, behavior, and error features</w:t>
       </w:r>
     </w:p>
     <w:p/>
@@ -3875,7 +3905,7 @@
         <w:ind w:left="0"/>
       </w:pPr>
       <w:r>
-        <w:t>uses CNN handwriting encoding, audio encoding, GRU text encoding, and behavior encoding</w:t>
+        <w:t>uses archived CNN handwriting encoding, audio encoding, GRU text encoding, and behavior encoding</w:t>
       </w:r>
     </w:p>
     <w:p/>
@@ -3957,7 +3987,7 @@
         <w:ind w:left="0"/>
       </w:pPr>
       <w:r>
-        <w:t>handwriting image</w:t>
+        <w:t>archived handwriting image</w:t>
       </w:r>
     </w:p>
     <w:p>
@@ -4148,7 +4178,7 @@
         <w:ind w:left="0"/>
       </w:pPr>
       <w:r>
-        <w:t>replaces the CNN handwriting branch with a vision transformer encoder</w:t>
+        <w:t>replaces the archived CNN handwriting branch with a vision transformer encoder</w:t>
       </w:r>
     </w:p>
     <w:p/>
@@ -4164,7 +4194,7 @@
         <w:ind w:left="0"/>
       </w:pPr>
       <w:r>
-        <w:t>improve handwriting structure modeling</w:t>
+        <w:t>improve archived handwriting structure modeling</w:t>
       </w:r>
     </w:p>
     <w:p/>
@@ -4221,7 +4251,7 @@
         <w:ind w:left="0"/>
       </w:pPr>
       <w:r>
-        <w:t>fixed-size handwriting image</w:t>
+        <w:t>fixed-size archived handwriting image</w:t>
       </w:r>
     </w:p>
     <w:p>
@@ -4271,7 +4301,7 @@
         <w:ind w:left="0"/>
       </w:pPr>
       <w:r>
-        <w:t>uses ViT for handwriting and transformer for text</w:t>
+        <w:t>uses ViT for archived handwriting and transformer for text</w:t>
       </w:r>
     </w:p>
     <w:p/>
@@ -4499,7 +4529,7 @@
         <w:ind w:left="0"/>
       </w:pPr>
       <w:r>
-        <w:t>encodes handwriting, audio, text, and behavior into a shared latent space</w:t>
+        <w:t>encodes audio, text, behavior, and any archived visual branch into a shared latent space</w:t>
       </w:r>
     </w:p>
     <w:p>
@@ -5769,7 +5799,7 @@
         <w:ind w:left="0"/>
       </w:pPr>
       <w:r>
-        <w:t>InitialCNNModel</w:t>
+        <w:t>InitialCNNModel (archived)</w:t>
       </w:r>
     </w:p>
     <w:p>
@@ -5778,7 +5808,7 @@
         <w:ind w:left="0"/>
       </w:pPr>
       <w:r>
-        <w:t>InitialLSTMModel</w:t>
+        <w:t>InitialLSTMModel (archived)</w:t>
       </w:r>
     </w:p>
     <w:p>
@@ -5787,7 +5817,7 @@
         <w:ind w:left="0"/>
       </w:pPr>
       <w:r>
-        <w:t>InitialCNNLSTMModel</w:t>
+        <w:t>InitialCNNLSTMModel (archived)</w:t>
       </w:r>
     </w:p>
     <w:p/>
